--- a/daily-reports/2026-09-04/report.docx
+++ b/daily-reports/2026-09-04/report.docx
@@ -28,28 +28,28 @@
         <w:pStyle w:val="Heading2"/>
       </w:pPr>
       <w:r>
-        <w:t>1. anthropics/commerce-agents  ⭐ 1,564</w:t>
+        <w:t>1. anthropics/commerce-agents  ⭐ 1,572</w:t>
       </w:r>
     </w:p>
     <w:p>
       <w:r>
-        <w:t>语言：Python ｜ Stars：1,564 ｜ Forks：246</w:t>
+        <w:t>语言：Python ｜ Stars：1,572 ｜ Forks：247</w:t>
         <w:br/>
       </w:r>
       <w:r>
-        <w:t>这是什么：这是一个为构建购物和商家智能助手提供的参考蓝图，里面包含了零售、电商、电信和娱乐等领域的示例。简单来说，它就像一本“菜谱”，教你如何用 Claude 打造能帮你买东西或管理店铺的 AI 助手。</w:t>
+        <w:t>这是什么：这是一个为构建购物和商家智能助手提供的参考蓝图，包含零售、电商、电信和娱乐等领域的示例。简单来说，它是一套模板和示例代码，帮助开发者利用Claude（一种AI模型）来创建能处理购物相关任务的智能代理。</w:t>
         <w:br/>
       </w:r>
       <w:r>
-        <w:t>能用来做什么：你可以用它来开发自己的购物助手，比如自动比价、推荐商品，或者帮商家处理客服、管理订单。</w:t>
+        <w:t>能用来做什么：你可以用它来开发一个能自动推荐商品、处理订单或回答客户问题的AI助手，适用于电商网站或零售业务。</w:t>
         <w:br/>
       </w:r>
       <w:r>
-        <w:t>适用领域：零售、电子商务、电信、娱乐</w:t>
+        <w:t>适用领域：电商、零售、电信、娱乐</w:t>
         <w:br/>
       </w:r>
       <w:r>
-        <w:t>对新手有什么帮助：对于新手来说，这个项目提供了现成的代码示例和设计思路，你可以照着学，了解如何一步步构建一个实用的 AI 助手，即使没有编程经验也能看懂大致流程。</w:t>
+        <w:t>对新手有什么帮助：对于新手，这个项目提供了实际案例，可以学习如何将AI集成到商业场景中，即使没有编程背景，也能理解AI在商业中的应用逻辑。</w:t>
         <w:br/>
       </w:r>
       <w:r>
@@ -61,28 +61,28 @@
         <w:pStyle w:val="Heading2"/>
       </w:pPr>
       <w:r>
-        <w:t>2. rakanki911/DLSS5-Swapper  ⭐ 1,094</w:t>
+        <w:t>2. rakanki911/DLSS5-Swapper  ⭐ 1,101</w:t>
       </w:r>
     </w:p>
     <w:p>
       <w:r>
-        <w:t>语言：JavaScript ｜ Stars：1,094 ｜ Forks：49</w:t>
+        <w:t>语言：JavaScript ｜ Stars：1,101 ｜ Forks：49</w:t>
         <w:br/>
       </w:r>
       <w:r>
-        <w:t>这是什么：DLSS 5 Swapper 是一个功能强大且易于使用的工具，用于在游戏和支持的模拟器中安装、管理和恢复 DLSS 5。它能自动检测游戏，可选扫描驱动器，还支持没有原生 DLSS 的游戏通过 DLSS5-Feeder 来兼容，并且支持模拟器以及 DirectX 9/10/11/12、Vulkan 和 OpenGL 等图形接口。</w:t>
+        <w:t>这是什么：DLSS 5 Swapper是一个功能强大的工具，用于在游戏和支持的模拟器中安装、管理和恢复DLSS 5（一种图形增强技术）。它能自动检测游戏，支持可选驱动器扫描，还能为不支持原生DLSS的游戏提供DLSS5-Feeder，并兼容多种图形API。</w:t>
         <w:br/>
       </w:r>
       <w:r>
-        <w:t>能用来做什么：你可以用它来为你的游戏一键替换或升级 DLSS 版本，提升游戏画质和性能，尤其是在不支持原生 DLSS 的游戏中也能用。</w:t>
+        <w:t>能用来做什么：如果你玩PC游戏，想提升画质和性能，可以用这个工具轻松为游戏替换或安装DLSS 5文件，无需手动操作。</w:t>
         <w:br/>
       </w:r>
       <w:r>
-        <w:t>适用领域：游戏、模拟器、图形技术</w:t>
+        <w:t>适用领域：游戏、图形技术、电脑硬件</w:t>
         <w:br/>
       </w:r>
       <w:r>
-        <w:t>对新手有什么帮助：对于喜欢玩游戏的新手，这个工具可以让你轻松管理游戏的 DLSS 设置，不用手动去文件夹里折腾，非常方便。</w:t>
+        <w:t>对新手有什么帮助：对于新手玩家，这个工具简化了复杂的图形设置过程，让你无需深入了解技术细节就能享受更好的游戏体验。</w:t>
         <w:br/>
       </w:r>
       <w:r>
@@ -103,19 +103,19 @@
         <w:br/>
       </w:r>
       <w:r>
-        <w:t>这是什么：这个项目名为“Dress AI Sponsor”，从名字看可能涉及 AI 图像处理，但具体功能不明确，且名称可能引起误解。我们建议谨慎对待此类项目。</w:t>
+        <w:t>这是什么：这个项目名为'undress-service'，描述为'Dress AI Sponsor'，但具体功能不明确。从名称推测，可能涉及图像处理或AI生成，但缺乏详细信息。我们无法提供准确介绍。</w:t>
         <w:br/>
       </w:r>
       <w:r>
-        <w:t>能用来做什么：由于项目描述不清晰，且可能涉及不当内容，不建议使用。</w:t>
+        <w:t>能用来做什么：由于信息不足，无法确定具体用途。建议查看项目官方文档或代码以了解其功能。</w:t>
         <w:br/>
       </w:r>
       <w:r>
-        <w:t>适用领域：不明确</w:t>
+        <w:t>适用领域：未知</w:t>
         <w:br/>
       </w:r>
       <w:r>
-        <w:t>对新手有什么帮助：不推荐新手接触，以免产生误解或遇到不良内容。</w:t>
+        <w:t>对新手有什么帮助：由于信息不明确，可能不适合新手学习。建议谨慎使用或忽略。</w:t>
         <w:br/>
       </w:r>
       <w:r>
@@ -127,28 +127,28 @@
         <w:pStyle w:val="Heading2"/>
       </w:pPr>
       <w:r>
-        <w:t>4. shadcn-ui/cn  ⭐ 959</w:t>
+        <w:t>4. shadcn-ui/cn  ⭐ 962</w:t>
       </w:r>
     </w:p>
     <w:p>
       <w:r>
-        <w:t>语言：TypeScript ｜ Stars：959 ｜ Forks：7</w:t>
+        <w:t>语言：TypeScript ｜ Stars：962 ｜ Forks：7</w:t>
         <w:br/>
       </w:r>
       <w:r>
-        <w:t>这是什么：cn 是一个用于 Tailwind CSS 类名合并和冲突解决的新引擎，它替代了 tailwind-merge 和 clsx，具有相同的 API，完全兼容，但速度快了 30 倍。</w:t>
+        <w:t>这是什么：cn是一个用于Tailwind CSS类名合并和冲突解决的新引擎，它替代了tailwind-merge和clsx，提供相同的API，但速度提高了30倍。简单说，它帮助开发者更高效地管理CSS类名，避免样式冲突。</w:t>
         <w:br/>
       </w:r>
       <w:r>
-        <w:t>能用来做什么：在开发网页时，如果你使用 Tailwind CSS，可以用 cn 来简化类名的处理，避免冲突，提高开发效率。</w:t>
+        <w:t>能用来做什么：如果你使用Tailwind CSS开发网页，可以用cn来简化类名的条件合并，让代码更简洁、运行更快。</w:t>
         <w:br/>
       </w:r>
       <w:r>
-        <w:t>适用领域：网页开发、前端工程</w:t>
+        <w:t>适用领域：网页开发、前端设计</w:t>
         <w:br/>
       </w:r>
       <w:r>
-        <w:t>对新手有什么帮助：对于学习前端的新手，这个项目可以帮助你理解如何高效管理 CSS 类名，而且它速度极快，能让你写出更干净的代码。</w:t>
+        <w:t>对新手有什么帮助：对于新手，这个工具可以让你更轻松地处理样式类名，减少出错，是学习现代前端开发的好帮手。</w:t>
         <w:br/>
       </w:r>
       <w:r>
@@ -160,28 +160,28 @@
         <w:pStyle w:val="Heading2"/>
       </w:pPr>
       <w:r>
-        <w:t>5. 2akouwu/reverify  ⭐ 783</w:t>
+        <w:t>5. 2akouwu/reverify  ⭐ 786</w:t>
       </w:r>
     </w:p>
     <w:p>
       <w:r>
-        <w:t>语言：Python ｜ Stars：783 ｜ Forks：164</w:t>
+        <w:t>语言：Python ｜ Stars：786 ｜ Forks：165</w:t>
         <w:br/>
       </w:r>
       <w:r>
-        <w:t>这是什么：reverify 是一个为读取二进制文件的 AI 代理设计的防幻觉工具。它采用“模型提议，确定性工具决定”的方式，每个声明都会对照真实字节进行验证或反驳，并提供证据，使得基于事实的信息在上下文重置后依然保留。它提供了 MCP 服务器和命令行界面。</w:t>
+        <w:t>这是什么：reverify是一个用于AI代理的反幻觉工具，专门针对读取二进制文件的场景。它让AI模型提出建议，但由确定性工具进行验证，每个声明都会根据真实字节被验证或反驳，并提供证据。它包含MCP服务器和命令行界面。</w:t>
         <w:br/>
       </w:r>
       <w:r>
-        <w:t>能用来做什么：你可以用它来确保 AI 在分析二进制文件（如可执行文件、固件）时不会编造信息，所有结论都有据可查。</w:t>
+        <w:t>能用来做什么：如果你开发AI代理来处理二进制文件（如可执行文件或固件），可以用reverify确保AI的输出准确无误，防止AI编造信息。</w:t>
         <w:br/>
       </w:r>
       <w:r>
-        <w:t>适用领域：网络安全、逆向工程、AI 安全</w:t>
+        <w:t>适用领域：人工智能、软件安全、逆向工程</w:t>
         <w:br/>
       </w:r>
       <w:r>
-        <w:t>对新手有什么帮助：对于对安全或 AI 感兴趣的新手，这个项目展示了如何让 AI 更可靠，减少“一本正经地胡说八道”的情况，是学习 AI 安全应用的好例子。</w:t>
+        <w:t>对新手有什么帮助：对于新手，这个项目展示了如何提高AI的可靠性，是学习AI安全性和验证技术的有趣案例。</w:t>
         <w:br/>
       </w:r>
       <w:r>
@@ -212,7 +212,7 @@
         <w:t>Porting my 1993 Amiga game to Godot, with an LLM reading the 68000 assembly</w:t>
       </w:r>
       <w:r>
-        <w:t>（👍 191）</w:t>
+        <w:t>（👍 197）</w:t>
       </w:r>
       <w:r>
         <w:br/>
@@ -220,7 +220,7 @@
       </w:r>
       <w:r>
         <w:br/>
-        <w:t>摘要：一位开发者分享了他如何利用LLM阅读68000汇编代码，将1993年的Amiga游戏移植到Godot引擎，展示了AI在复古游戏逆向工程和代码转换中的潜力。</w:t>
+        <w:t>摘要：一位开发者分享了他如何利用LLM阅读68000汇编代码，将1993年的Amiga游戏移植到Godot引擎的经验，展示了AI在复古游戏逆向工程和移植中的潜力。</w:t>
       </w:r>
     </w:p>
     <w:p>
@@ -239,7 +239,7 @@
       </w:r>
       <w:r>
         <w:br/>
-        <w:t>摘要：日本计划将所有狭窄城市街道的限速降至30公里/小时，以提升行人安全，这一政策可能影响交通流量和自动驾驶技术发展。</w:t>
+        <w:t>摘要：日本将全国狭窄城市街道的限速减半至30公里/小时，旨在提高行人安全，这一政策可能对交通流量和自动驾驶技术产生影响。</w:t>
       </w:r>
     </w:p>
     <w:p>
@@ -263,7 +263,7 @@
       </w:r>
       <w:r>
         <w:br/>
-        <w:t>摘要：这篇论文提出了一种名为Headroom-Drift Replay的新方法，用于改进GRPO中的重放控制，为强化学习算法提供了更原则性的机制，值得AI研究者关注。</w:t>
+        <w:t>摘要：这篇论文提出了一种名为Headroom-Drift Replay的新方法，用于改进GRPO中的重放控制，为强化学习中的原则性重放提供了新思路。</w:t>
       </w:r>
     </w:p>
     <w:p>
@@ -287,7 +287,7 @@
       </w:r>
       <w:r>
         <w:br/>
-        <w:t>摘要：新版GPT Image 2.5能够生成高度逼真的图像，甚至伪造GPT-6发布会场景，引发对AI生成内容真实性和潜在滥用的担忧。</w:t>
+        <w:t>摘要：新版GPT Image 2.5生成的图像逼真到可以伪造GPT-6发布会，引发了对AI生成内容真实性和潜在滥用的担忧。</w:t>
       </w:r>
     </w:p>
     <w:p>
@@ -311,7 +311,7 @@
       </w:r>
       <w:r>
         <w:br/>
-        <w:t>摘要：2026年外滩大会因AI新经济主题而备受关注，报名人数已突破5万，吸引来自50多个国家和地区的参与者，凸显了全球对AI经济潜力的兴趣。</w:t>
+        <w:t>摘要：2026年外滩大会报名人数已突破5万，吸引50多个国家和地区参与，凸显了AI新经济领域的全球关注度和热度。</w:t>
       </w:r>
     </w:p>
     <w:sectPr>
